--- a/testakten/familienrecht-zugewinn-kryptowerte-ferienwohnung-passau/04_gegenseite_standpunkt.docx
+++ b/testakten/familienrecht-zugewinn-kryptowerte-ferienwohnung-passau/04_gegenseite_standpunkt.docx
@@ -4,71 +4,213 @@
   <w:body>
     <w:p>
       <w:pPr>
-        <w:pStyle w:val="Heading1"/>
+        <w:spacing w:after="40"/>
       </w:pPr>
       <w:r>
-        <w:t>Standpunkt der Gegenseite</w:t>
+        <w:rPr>
+          <w:rFonts w:ascii="Arial" w:hAnsi="Arial"/>
+          <w:b/>
+          <w:color w:val="17365D"/>
+          <w:sz w:val="17"/>
+        </w:rPr>
+        <w:t>ANWALTSSCHREIBEN</w:t>
       </w:r>
     </w:p>
     <w:p>
       <w:pPr>
-        <w:pStyle w:val="Heading2"/>
+        <w:spacing w:after="40"/>
       </w:pPr>
       <w:r>
-        <w:t>1. Kernaussagen</w:t>
-      </w:r>
-    </w:p>
-    <w:p>
-      <w:r>
-        <w:t>Milena verlangt vollständige Auskunft, Belegvorlage und Sicherung gegen weitere Verfügungen.</w:t>
-      </w:r>
-    </w:p>
-    <w:p>
-      <w:r>
-        <w:t>Sebastian sieht keine illoyale Vermögensminderung und fordert hälftige Anrechnung der Darlehenslast.</w:t>
-      </w:r>
-    </w:p>
-    <w:p>
-      <w:r>
-        <w:t>Streit besteht über Stichtage, Bewertung Ferienwohnung, Anfangsvermögen, Praxiswert und digitale Vermögenswerte.</w:t>
+        <w:rPr>
+          <w:rFonts w:ascii="Arial" w:hAnsi="Arial"/>
+          <w:b/>
+          <w:sz w:val="25"/>
+        </w:rPr>
+        <w:t>Rechtsanwälte Stadler &amp; Kern</w:t>
       </w:r>
     </w:p>
     <w:p>
       <w:pPr>
-        <w:pStyle w:val="Heading2"/>
+        <w:spacing w:after="200"/>
       </w:pPr>
       <w:r>
-        <w:t>2. Angriffspunkte</w:t>
+        <w:rPr>
+          <w:rFonts w:ascii="Arial" w:hAnsi="Arial"/>
+          <w:color w:val="586069"/>
+          <w:sz w:val="17"/>
+        </w:rPr>
+        <w:t>Familienrecht | Bahnhofstraße 28 | 94032 Passau</w:t>
       </w:r>
     </w:p>
     <w:p>
+      <w:pPr>
+        <w:spacing w:after="160"/>
+      </w:pPr>
       <w:r>
-        <w:t>Stichtage Anfangs- und Endvermögen fixieren.</w:t>
+        <w:t>Kanzlei Donau Familienrecht</w:t>
       </w:r>
     </w:p>
     <w:p>
+      <w:pPr>
+        <w:spacing w:after="80"/>
+      </w:pPr>
       <w:r>
-        <w:t>Depot- und Wallet-Belege im Originalformat nachfordern.</w:t>
+        <w:rPr>
+          <w:rFonts w:ascii="Arial" w:hAnsi="Arial"/>
+          <w:color w:val="586069"/>
+          <w:sz w:val="18"/>
+        </w:rPr>
+        <w:t>Datum: 23.06.2026  |  Zeichen: SK/26-390 SK</w:t>
       </w:r>
     </w:p>
     <w:p>
+      <w:pPr>
+        <w:pStyle w:val="Title"/>
+      </w:pPr>
       <w:r>
-        <w:t>Ferienwohnung mit Darlehen, Renovierung und Nutzungsvorteil erfassen.</w:t>
+        <w:t>Krammer ./. Krammer - Zugewinn und Vermögensauskunft</w:t>
       </w:r>
     </w:p>
     <w:p>
+      <w:pPr>
+        <w:jc w:val="both"/>
+      </w:pPr>
       <w:r>
-        <w:t>Vergleichsangebot erst nach Plausibilisierung der Wallet-Bewegungen.</w:t>
+        <w:t>Sehr geehrter Herr Kollege Auer, unser Mandant Sebastian Krammer wird die verlangte Auskunft geordnet erteilen. Die bislang erhobenen Vorwürfe einer Vermögensverschiebung und einer vollständigen Finanzierung der Ferienwohnung aus Erbschaftsmitteln sind jedoch nicht belegt.</w:t>
+      </w:r>
+    </w:p>
+    <w:p>
+      <w:pPr>
+        <w:pStyle w:val="Heading1"/>
+      </w:pPr>
+      <w:r>
+        <w:t>1. Digitale Vermögenswerte</w:t>
+      </w:r>
+    </w:p>
+    <w:p>
+      <w:pPr>
+        <w:jc w:val="both"/>
+      </w:pPr>
+      <w:r>
+        <w:t>Die Transfers im Dezember 2025 erfolgten nach Darstellung unseres Mandanten zwischen einer Börse und zwei eigenen Wallets zur Sicherung der Zugangsdaten. Eine Verfügung an Dritte wird bestritten. Börsenexporte, Transaktionshashes und Signaturnachweise werden bereitgestellt, soweit dies ohne Offenlegung geheimer Schlüssel möglich ist.</w:t>
+      </w:r>
+    </w:p>
+    <w:p>
+      <w:pPr>
+        <w:pStyle w:val="Heading1"/>
+      </w:pPr>
+      <w:r>
+        <w:t>2. Ferienwohnung</w:t>
+      </w:r>
+    </w:p>
+    <w:p>
+      <w:pPr>
+        <w:jc w:val="both"/>
+      </w:pPr>
+      <w:r>
+        <w:t>Die Wohnung wurde zu je einem Halb erworben. Neben 80.000 Euro vom Einzelkonto Ihrer Mandantin flossen erhebliche gemeinsame Mittel, Darlehen und Eigenleistungen unseres Mandanten ein. Die Herkunft einzelner Mittel entscheidet nicht ohne weitere Prüfung über die vermögensrechtliche Einordnung. Wert und Darlehensstand sind zum richtigen Stichtag festzustellen.</w:t>
+      </w:r>
+    </w:p>
+    <w:p>
+      <w:pPr>
+        <w:pStyle w:val="Heading1"/>
+      </w:pPr>
+      <w:r>
+        <w:t>3. Depot und Praxis</w:t>
+      </w:r>
+    </w:p>
+    <w:p>
+      <w:pPr>
+        <w:jc w:val="both"/>
+      </w:pPr>
+      <w:r>
+        <w:t>Die Sondertilgung nach dem Stichtag änderte die Zusammensetzung, nicht den rechnerischen Gesamtwert, und erfolgte im Einvernehmen. Für die Zahnarztpraxis erwarten wir vollständige Forderungslisten, BWA, Steuerunterlagen, Geräteverbindlichkeiten und eine unabhängige Bewertung. Offene Forderungen dürfen nicht lediglich mit einem pauschalen Abschlag ausgeblendet werden.</w:t>
+      </w:r>
+    </w:p>
+    <w:p>
+      <w:pPr>
+        <w:pStyle w:val="Heading1"/>
+      </w:pPr>
+      <w:r>
+        <w:t>4. Verfahren</w:t>
+      </w:r>
+    </w:p>
+    <w:p>
+      <w:pPr>
+        <w:jc w:val="both"/>
+      </w:pPr>
+      <w:r>
+        <w:t>Unser Mandant schlägt einen beiderseitigen Datenraum, eine abgestimmte Stichtagsmatrix und je einen gemeinsam ausgewählten Sachverständigen für Immobilie und Praxis vor. Bis zur vollständigen Auskunft sollte keine Zahl als Vergleichsuntergrenze bezeichnet werden.</w:t>
+      </w:r>
+    </w:p>
+    <w:p>
+      <w:pPr>
+        <w:jc w:val="both"/>
+      </w:pPr>
+      <w:r>
+        <w:t>Mit freundlichen kollegialen Grüßen Rechtsanwältin Helena Kern</w:t>
       </w:r>
     </w:p>
     <w:sectPr>
-      <w:pgSz w:w="12240" w:h="15840"/>
-      <w:pgMar w:top="1440" w:right="1800" w:bottom="1440" w:left="1800" w:header="720" w:footer="720" w:gutter="0"/>
+      <w:headerReference w:type="default" r:id="rId9"/>
+      <w:footerReference w:type="default" r:id="rId10"/>
+      <w:pgSz w:w="11906" w:h="16838"/>
+      <w:pgMar w:top="1020" w:right="1134" w:bottom="1020" w:left="1417" w:header="454" w:footer="454" w:gutter="0"/>
       <w:cols w:space="720"/>
       <w:docGrid w:linePitch="360"/>
     </w:sectPr>
   </w:body>
 </w:document>
+</file>
+
+<file path=word/footer1.xml><?xml version="1.0" encoding="utf-8"?>
+<w:ftr xmlns:m="http://schemas.openxmlformats.org/officeDocument/2006/math" xmlns:mc="http://schemas.openxmlformats.org/markup-compatibility/2006" xmlns:mo="http://schemas.microsoft.com/office/mac/office/2008/main" xmlns:mv="urn:schemas-microsoft-com:mac:vml" xmlns:o="urn:schemas-microsoft-com:office:office" xmlns:r="http://schemas.openxmlformats.org/officeDocument/2006/relationships" xmlns:v="urn:schemas-microsoft-com:vml" xmlns:w10="urn:schemas-microsoft-com:office:word" xmlns:w14="http://schemas.microsoft.com/office/word/2010/wordml" xmlns:w="http://schemas.openxmlformats.org/wordprocessingml/2006/main" xmlns:wne="http://schemas.microsoft.com/office/word/2006/wordml" xmlns:wp14="http://schemas.microsoft.com/office/word/2010/wordprocessingDrawing" xmlns:wp="http://schemas.openxmlformats.org/drawingml/2006/wordprocessingDrawing" xmlns:wpc="http://schemas.microsoft.com/office/word/2010/wordprocessingCanvas" xmlns:wpg="http://schemas.microsoft.com/office/word/2010/wordprocessingGroup" xmlns:wpi="http://schemas.microsoft.com/office/word/2010/wordprocessingInk" xmlns:wps="http://schemas.microsoft.com/office/word/2010/wordprocessingShape" mc:Ignorable="w14 wp14">
+  <w:p>
+    <w:pPr>
+      <w:pStyle w:val="Footer"/>
+      <w:spacing w:before="0"/>
+      <w:jc w:val="right"/>
+    </w:pPr>
+    <w:r>
+      <w:rPr>
+        <w:rFonts w:ascii="Arial" w:hAnsi="Arial"/>
+        <w:color w:val="586069"/>
+        <w:sz w:val="16"/>
+      </w:rPr>
+      <w:t xml:space="preserve">Seite </w:t>
+    </w:r>
+    <w:r>
+      <w:rPr>
+        <w:rFonts w:ascii="Arial" w:hAnsi="Arial"/>
+        <w:color w:val="586069"/>
+        <w:sz w:val="16"/>
+      </w:rPr>
+      <w:fldChar w:fldCharType="begin"/>
+      <w:instrText xml:space="preserve"> PAGE </w:instrText>
+      <w:fldChar w:fldCharType="end"/>
+    </w:r>
+  </w:p>
+</w:ftr>
+</file>
+
+<file path=word/header1.xml><?xml version="1.0" encoding="utf-8"?>
+<w:hdr xmlns:m="http://schemas.openxmlformats.org/officeDocument/2006/math" xmlns:mc="http://schemas.openxmlformats.org/markup-compatibility/2006" xmlns:mo="http://schemas.microsoft.com/office/mac/office/2008/main" xmlns:mv="urn:schemas-microsoft-com:mac:vml" xmlns:o="urn:schemas-microsoft-com:office:office" xmlns:r="http://schemas.openxmlformats.org/officeDocument/2006/relationships" xmlns:v="urn:schemas-microsoft-com:vml" xmlns:w10="urn:schemas-microsoft-com:office:word" xmlns:w14="http://schemas.microsoft.com/office/word/2010/wordml" xmlns:w="http://schemas.openxmlformats.org/wordprocessingml/2006/main" xmlns:wne="http://schemas.microsoft.com/office/word/2006/wordml" xmlns:wp14="http://schemas.microsoft.com/office/word/2010/wordprocessingDrawing" xmlns:wp="http://schemas.openxmlformats.org/drawingml/2006/wordprocessingDrawing" xmlns:wpc="http://schemas.microsoft.com/office/word/2010/wordprocessingCanvas" xmlns:wpg="http://schemas.microsoft.com/office/word/2010/wordprocessingGroup" xmlns:wpi="http://schemas.microsoft.com/office/word/2010/wordprocessingInk" xmlns:wps="http://schemas.microsoft.com/office/word/2010/wordprocessingShape" mc:Ignorable="w14 wp14">
+  <w:p>
+    <w:pPr>
+      <w:pStyle w:val="Header"/>
+      <w:spacing w:after="0"/>
+      <w:jc w:val="right"/>
+    </w:pPr>
+    <w:r>
+      <w:rPr>
+        <w:rFonts w:ascii="Arial" w:hAnsi="Arial"/>
+        <w:color w:val="586069"/>
+        <w:sz w:val="16"/>
+      </w:rPr>
+      <w:t>Rechtsanwälte Stadler &amp; Kern  |  SK/26-390 SK</w:t>
+    </w:r>
+  </w:p>
+</w:hdr>
 </file>
 
 <file path=word/numbering.xml><?xml version="1.0" encoding="utf-8"?>
@@ -434,9 +576,13 @@
     <w:name w:val="Normal"/>
     <w:qFormat/>
     <w:rsid w:val="00FC693F"/>
+    <w:pPr>
+      <w:widowControl/>
+      <w:spacing w:before="0" w:after="120" w:line="276" w:lineRule="auto"/>
+    </w:pPr>
     <w:rPr>
-      <w:rFonts w:ascii="Times New Roman" w:hAnsi="Times New Roman"/>
-      <w:sz w:val="22"/>
+      <w:rFonts w:ascii="Arial" w:hAnsi="Arial"/>
+      <w:sz w:val="21"/>
     </w:rPr>
   </w:style>
   <w:style w:type="paragraph" w:styleId="Header">
@@ -494,15 +640,15 @@
     <w:pPr>
       <w:keepNext/>
       <w:keepLines/>
-      <w:spacing w:before="480" w:after="0"/>
+      <w:spacing w:before="240" w:after="120"/>
       <w:outlineLvl w:val="0"/>
     </w:pPr>
     <w:rPr>
-      <w:rFonts w:asciiTheme="majorHAnsi" w:eastAsiaTheme="majorEastAsia" w:hAnsiTheme="majorHAnsi" w:cstheme="majorBidi" w:ascii="Times New Roman" w:hAnsi="Times New Roman"/>
+      <w:rFonts w:asciiTheme="majorHAnsi" w:eastAsiaTheme="majorEastAsia" w:hAnsiTheme="majorHAnsi" w:cstheme="majorBidi" w:ascii="Arial" w:hAnsi="Arial"/>
       <w:b/>
       <w:bCs/>
-      <w:color w:val="365F91" w:themeColor="accent1" w:themeShade="BF"/>
-      <w:sz w:val="26"/>
+      <w:color w:val="17365D"/>
+      <w:sz w:val="25"/>
       <w:szCs w:val="28"/>
     </w:rPr>
   </w:style>
@@ -518,15 +664,15 @@
     <w:pPr>
       <w:keepNext/>
       <w:keepLines/>
-      <w:spacing w:before="200" w:after="0"/>
+      <w:spacing w:before="200" w:after="100"/>
       <w:outlineLvl w:val="1"/>
     </w:pPr>
     <w:rPr>
-      <w:rFonts w:asciiTheme="majorHAnsi" w:eastAsiaTheme="majorEastAsia" w:hAnsiTheme="majorHAnsi" w:cstheme="majorBidi" w:ascii="Times New Roman" w:hAnsi="Times New Roman"/>
+      <w:rFonts w:asciiTheme="majorHAnsi" w:eastAsiaTheme="majorEastAsia" w:hAnsiTheme="majorHAnsi" w:cstheme="majorBidi" w:ascii="Arial" w:hAnsi="Arial"/>
       <w:b/>
       <w:bCs/>
-      <w:color w:val="4F81BD" w:themeColor="accent1"/>
-      <w:sz w:val="24"/>
+      <w:color w:val="17365D"/>
+      <w:sz w:val="23"/>
       <w:szCs w:val="26"/>
     </w:rPr>
   </w:style>
@@ -542,15 +688,15 @@
     <w:pPr>
       <w:keepNext/>
       <w:keepLines/>
-      <w:spacing w:before="200" w:after="0"/>
+      <w:spacing w:before="160" w:after="80"/>
       <w:outlineLvl w:val="2"/>
     </w:pPr>
     <w:rPr>
-      <w:rFonts w:asciiTheme="majorHAnsi" w:eastAsiaTheme="majorEastAsia" w:hAnsiTheme="majorHAnsi" w:cstheme="majorBidi" w:ascii="Times New Roman" w:hAnsi="Times New Roman"/>
+      <w:rFonts w:asciiTheme="majorHAnsi" w:eastAsiaTheme="majorEastAsia" w:hAnsiTheme="majorHAnsi" w:cstheme="majorBidi" w:ascii="Arial" w:hAnsi="Arial"/>
       <w:b/>
       <w:bCs/>
-      <w:color w:val="4F81BD" w:themeColor="accent1"/>
-      <w:sz w:val="24"/>
+      <w:color w:val="17365D"/>
+      <w:sz w:val="21"/>
     </w:rPr>
   </w:style>
   <w:style w:type="paragraph" w:styleId="Heading4">
@@ -784,15 +930,16 @@
       <w:pBdr>
         <w:bottom w:val="single" w:sz="8" w:space="4" w:color="4F81BD" w:themeColor="accent1"/>
       </w:pBdr>
-      <w:spacing w:after="300" w:line="240" w:lineRule="auto"/>
+      <w:spacing w:after="200" w:line="240" w:lineRule="auto" w:before="160"/>
       <w:contextualSpacing/>
     </w:pPr>
     <w:rPr>
-      <w:rFonts w:asciiTheme="majorHAnsi" w:eastAsiaTheme="majorEastAsia" w:hAnsiTheme="majorHAnsi" w:cstheme="majorBidi"/>
-      <w:color w:val="17365D" w:themeColor="text2" w:themeShade="BF"/>
+      <w:rFonts w:asciiTheme="majorHAnsi" w:eastAsiaTheme="majorEastAsia" w:hAnsiTheme="majorHAnsi" w:cstheme="majorBidi" w:ascii="Arial" w:hAnsi="Arial"/>
+      <w:b/>
+      <w:color w:val="17365D"/>
       <w:spacing w:val="5"/>
       <w:kern w:val="28"/>
-      <w:sz w:val="52"/>
+      <w:sz w:val="30"/>
       <w:szCs w:val="52"/>
     </w:rPr>
   </w:style>
